--- a/applications/letters/12_Will_McGowan_CoverLetter_Citi.docx
+++ b/applications/letters/12_Will_McGowan_CoverLetter_Citi.docx
@@ -150,7 +150,7 @@
         <w:rPr>
           <w:b w:val="0"/>
         </w:rPr>
-        <w:t>Much of my work centres on commodity markets. My dissertation, supervised by Dr Luigi Gifuni, forecasts European gas (TTF) volatility with mixed-frequency (MIDAS) models built on daily storage, market and news-based data, including a gas-market attention index I am constructing from Google Trends, and tests whether better forecasts improve a volatility-targeted futures strategy. As co-founder of the Strathclyde Agricapital Society, which I grew to 126 members, I built a wheat calendar-spread strategy in R from futures curve structure and CFTC Commitments of Traders positioning, and published weekly research notes for members.</w:t>
+        <w:t>Much of my work centres on commodity markets. My dissertation, supervised by Dr Luigi Gifuni, tests whether governments that hedge oil change how their currencies react to OPEC news: whether Norway's krone conversions, Russia's 2017–22 budget rule and Mexico's put hedge make the oil beta smaller, kinked or one-sided, and whether any beta that remains can be traded after costs. As co-founder of the Strathclyde Agricapital Society, which I grew to 126 members, I built a wheat calendar-spread strategy in R from futures curve structure and CFTC Commitments of Traders positioning, and published weekly research notes for members.</w:t>
       </w:r>
     </w:p>
     <w:p>
@@ -172,7 +172,7 @@
         <w:rPr>
           <w:b w:val="0"/>
         </w:rPr>
-        <w:t>Citi's Markets franchise stands out to me because its fixed income revenue rose 20% year on year in the second quarter of 2026 on strong client flows in rates and currencies, and because its full-time analyst programme lets analysts rotate within a product before settling on a desk. I would hope to rotate across commodities and macro, where my work on gas volatility and the wheat calendar spread has given me a grounding in how fundamentals, positioning and risk interact.</w:t>
+        <w:t>Citi's Markets franchise stands out to me because its fixed income revenue rose 20% year on year in the second quarter of 2026 on strong client flows in rates and currencies, and because its full-time analyst programme lets analysts rotate within a product before settling on a desk. I would hope to rotate across commodities and macro, which my dissertation joins by testing how oil news moves currencies, and where my wheat calendar spread has given me a grounding in how fundamentals, positioning and risk interact.</w:t>
       </w:r>
     </w:p>
     <w:p>

--- a/applications/letters/12_Will_McGowan_CoverLetter_Citi.docx
+++ b/applications/letters/12_Will_McGowan_CoverLetter_Citi.docx
@@ -161,7 +161,7 @@
         <w:rPr>
           <w:b w:val="0"/>
         </w:rPr>
-        <w:t>Sales and trading appeals to me because it joins analysis to a live price and to a client who needs a clear answer quickly. Writing those weekly notes taught me to turn analysis into a view that non-specialists can act on. In nearly two years at KONG, I learned that a recommendation lands only when it fits the person hearing it: by analysing sales patterns and refining our upselling prompts, I raised average customer spend by an estimated 25%. I also take risk seriously; my lifetime poker winnings of over £40,000 were built on disciplined bet sizing and a strict bankroll rule.</w:t>
+        <w:t>Sales and trading appeals to me because it joins analysis to a live price and to a client who needs a clear answer quickly. Writing those weekly notes taught me to turn analysis into a view that non-specialists can act on. In nearly two years at KONG, I learned that a recommendation lands only when it fits the person hearing it: by analysing sales patterns and refining our upselling prompts, I raised average customer spend by an estimated 25%. I also take risk seriously: at the Strathclyde Poker Society, where I was Vice-President and then President, I taught new members to use the Kelly criterion to work out how many buy-ins their own win rate, variance and appetite for risk call for.</w:t>
       </w:r>
     </w:p>
     <w:p>
